--- a/Docs/GDD_TC.docx
+++ b/Docs/GDD_TC.docx
@@ -137,7 +137,7 @@
         <w:rPr>
           <w:rtl w:val="0"/>
         </w:rPr>
-        <w:t xml:space="preserve">El personaje podrá moverse de izquierda a derecha y saltar, el salto le servirá para acabar con enemigos, evadir obstáculos y subir sobre plataformas. El personaje también podrá balancearse en algunos momentos usando su lengua como si fuera una cuerda para llegar de un punto a otro o pasar sobre más enemigos, la lengua puede atrapar a las avispas y unas moscas inofensivas, esto le dará puntos que al llegar a 100 le dará una vida más y el puntaje vuelve a 0.</w:t>
+        <w:t xml:space="preserve">El personaje podrá moverse de izquierda a derecha y saltar, el salto le servirá para acabar con enemigos, evadir obstáculos y subir sobre plataformas. El personaje también podrá balancearse en algunos momentos usando su lengua como si fuera una cuerda para llegar de un punto a otro, pasar sobre más enemigos y poder subir de arriba a abajo, la lengua puede atrapar a las avispas y unas moscas inofensivas, esto le dará puntos que al llegar a 100 le dará una vida más y el puntaje vuelve a 0. Para hacerlo más realista, cuando la rana esté usando la lengua para balancearse o subir, no puede usar la lengua para atacar a los insectos mientras esta en esa acción.</w:t>
       </w:r>
     </w:p>
     <w:p>
